--- a/tempalates/sample_word_template.docx
+++ b/tempalates/sample_word_template.docx
@@ -56,7 +56,7 @@
         <mc:AlternateContent>
           <mc:Choice Requires="wpg">
             <w:drawing>
-              <wp:anchor distT="0" distB="0" distL="114300" distR="114300" simplePos="0" relativeHeight="251660288" behindDoc="0" locked="0" layoutInCell="1" allowOverlap="1" wp14:anchorId="2DEA1807" wp14:editId="626CE9B1">
+              <wp:anchor distT="0" distB="0" distL="114300" distR="114300" simplePos="0" relativeHeight="251660288" behindDoc="0" locked="0" layoutInCell="1" allowOverlap="1" wp14:anchorId="2DEA1807" wp14:editId="12F33248">
                 <wp:simplePos x="0" y="0"/>
                 <wp:positionH relativeFrom="page">
                   <wp:posOffset>5181600</wp:posOffset>
@@ -352,38 +352,59 @@
                         </wps:spPr>
                         <wps:txbx>
                           <w:txbxContent>
-                            <w:p>
-                              <w:r>
-                                <w:rPr>
-                                  <w:rFonts w:ascii="Cambria" w:eastAsia="Cambria" w:hAnsi="Cambria" w:cs="Cambria"/>
+                            <w:p/>
+                          </w:txbxContent>
+                        </wps:txbx>
+                        <wps:bodyPr horzOverflow="overflow" vert="horz" lIns="0" tIns="0" rIns="0" bIns="0" rtlCol="0">
+                          <a:noAutofit/>
+                        </wps:bodyPr>
+                      </wps:wsp>
+                      <wps:wsp>
+                        <wps:cNvPr id="150" name="Rectangle 150"/>
+                        <wps:cNvSpPr/>
+                        <wps:spPr>
+                          <a:xfrm>
+                            <a:off x="101345" y="581821"/>
+                            <a:ext cx="2145283" cy="1135466"/>
+                          </a:xfrm>
+                          <a:prstGeom prst="rect">
+                            <a:avLst/>
+                          </a:prstGeom>
+                          <a:ln>
+                            <a:noFill/>
+                          </a:ln>
+                        </wps:spPr>
+                        <wps:txbx>
+                          <w:txbxContent>
+                            <w:p>
+                              <w:pPr>
+                                <w:rPr>
+                                  <w:rFonts w:ascii="Times New Roman" w:eastAsia="Times New Roman" w:hAnsi="Times New Roman" w:cs="Times New Roman"/>
                                   <w:sz w:val="24"/>
                                 </w:rPr>
-                                <w:t>•</w:t>
-                              </w:r>
-                            </w:p>
-                          </w:txbxContent>
-                        </wps:txbx>
-                        <wps:bodyPr horzOverflow="overflow" vert="horz" lIns="0" tIns="0" rIns="0" bIns="0" rtlCol="0">
-                          <a:noAutofit/>
-                        </wps:bodyPr>
-                      </wps:wsp>
-                      <wps:wsp>
-                        <wps:cNvPr id="150" name="Rectangle 150"/>
-                        <wps:cNvSpPr/>
-                        <wps:spPr>
-                          <a:xfrm>
-                            <a:off x="533400" y="599774"/>
-                            <a:ext cx="1836683" cy="197256"/>
-                          </a:xfrm>
-                          <a:prstGeom prst="rect">
-                            <a:avLst/>
-                          </a:prstGeom>
-                          <a:ln>
-                            <a:noFill/>
-                          </a:ln>
-                        </wps:spPr>
-                        <wps:txbx>
-                          <w:txbxContent>
+                              </w:pPr>
+                              <w:r>
+                                <w:rPr>
+                                  <w:rFonts w:ascii="Times New Roman" w:eastAsia="Times New Roman" w:hAnsi="Times New Roman" w:cs="Times New Roman"/>
+                                  <w:sz w:val="24"/>
+                                </w:rPr>
+                                <w:t>{HIGHEST_</w:t>
+                              </w:r>
+                              <w:r>
+                                <w:rPr>
+                                  <w:rFonts w:ascii="Times New Roman" w:eastAsia="Times New Roman" w:hAnsi="Times New Roman" w:cs="Times New Roman"/>
+                                  <w:sz w:val="24"/>
+                                </w:rPr>
+                                <w:t>EDUCATIO</w:t>
+                              </w:r>
+                              <w:r>
+                                <w:rPr>
+                                  <w:rFonts w:ascii="Times New Roman" w:eastAsia="Times New Roman" w:hAnsi="Times New Roman" w:cs="Times New Roman"/>
+                                  <w:sz w:val="24"/>
+                                </w:rPr>
+                                <w:t>N}</w:t>
+                              </w:r>
+                            </w:p>
                             <w:p>
                               <w:pPr>
                                 <w:rPr>
@@ -396,30 +417,23 @@
                                   <w:rFonts w:ascii="Times New Roman" w:eastAsia="Times New Roman" w:hAnsi="Times New Roman" w:cs="Times New Roman"/>
                                   <w:sz w:val="24"/>
                                 </w:rPr>
-                                <w:t>{HIGHEST_</w:t>
+                                <w:t>{</w:t>
                               </w:r>
                               <w:r>
                                 <w:rPr>
                                   <w:rFonts w:ascii="Times New Roman" w:eastAsia="Times New Roman" w:hAnsi="Times New Roman" w:cs="Times New Roman"/>
                                   <w:sz w:val="24"/>
                                 </w:rPr>
-                                <w:t>EDUCATIO</w:t>
-                              </w:r>
+                                <w:t>COLLEGE_NAME}</w:t>
+                              </w:r>
+                            </w:p>
+                            <w:p>
                               <w:r>
                                 <w:rPr>
                                   <w:rFonts w:ascii="Times New Roman" w:eastAsia="Times New Roman" w:hAnsi="Times New Roman" w:cs="Times New Roman"/>
                                   <w:sz w:val="24"/>
                                 </w:rPr>
-                                <w:t>N}</w:t>
-                              </w:r>
-                            </w:p>
-                            <w:p>
-                              <w:r>
-                                <w:rPr>
-                                  <w:rFonts w:ascii="Times New Roman" w:eastAsia="Times New Roman" w:hAnsi="Times New Roman" w:cs="Times New Roman"/>
-                                  <w:sz w:val="24"/>
-                                </w:rPr>
-                                <w:t>}</w:t>
+                                <w:t>{EDUCATION_DATES}</w:t>
                               </w:r>
                             </w:p>
                           </w:txbxContent>
@@ -3995,7 +4009,7 @@
           </mc:Choice>
           <mc:Fallback>
             <w:pict>
-              <v:group w14:anchorId="2DEA1807" id="Group 2516" o:spid="_x0000_s1026" style="position:absolute;margin-left:408pt;margin-top:95.4pt;width:221.85pt;height:612.35pt;z-index:251660288;mso-position-horizontal-relative:page;mso-position-vertical-relative:page;mso-width-relative:margin;mso-height-relative:margin" coordorigin=",-2412" coordsize="28178,77774" o:gfxdata="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">
+              <v:group w14:anchorId="2DEA1807" id="Group 2516" o:spid="_x0000_s1026" style="position:absolute;margin-left:408pt;margin-top:95.4pt;width:221.85pt;height:612.35pt;z-index:251660288;mso-position-horizontal-relative:page;mso-position-vertical-relative:page;mso-width-relative:margin;mso-height-relative:margin" coordorigin=",-2412" coordsize="28178,77774" o:gfxdata="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">
                 <v:shapetype id="_x0000_t75" coordsize="21600,21600" o:spt="75" o:preferrelative="t" path="m@4@5l@4@11@9@11@9@5xe" filled="f" stroked="f">
                   <v:stroke joinstyle="miter"/>
                   <v:formulas>
@@ -4135,21 +4149,42 @@
                 <v:rect id="Rectangle 148" o:spid="_x0000_s1035" style="position:absolute;left:3048;top:5997;width:897;height:2027;visibility:visible;mso-wrap-style:square;v-text-anchor:top" o:gfxdata="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" filled="f" stroked="f">
                   <v:textbox inset="0,0,0,0">
                     <w:txbxContent>
-                      <w:p>
-                        <w:r>
-                          <w:rPr>
-                            <w:rFonts w:ascii="Cambria" w:eastAsia="Cambria" w:hAnsi="Cambria" w:cs="Cambria"/>
+                      <w:p/>
+                    </w:txbxContent>
+                  </v:textbox>
+                </v:rect>
+                <v:rect id="Rectangle 150" o:spid="_x0000_s1036" style="position:absolute;left:1013;top:5818;width:21453;height:11354;visibility:visible;mso-wrap-style:square;v-text-anchor:top" o:gfxdata="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" filled="f" stroked="f">
+                  <v:textbox inset="0,0,0,0">
+                    <w:txbxContent>
+                      <w:p>
+                        <w:pPr>
+                          <w:rPr>
+                            <w:rFonts w:ascii="Times New Roman" w:eastAsia="Times New Roman" w:hAnsi="Times New Roman" w:cs="Times New Roman"/>
                             <w:sz w:val="24"/>
                           </w:rPr>
-                          <w:t>•</w:t>
-                        </w:r>
-                      </w:p>
-                    </w:txbxContent>
-                  </v:textbox>
-                </v:rect>
-                <v:rect id="Rectangle 150" o:spid="_x0000_s1036" style="position:absolute;left:5334;top:5997;width:18366;height:1973;visibility:visible;mso-wrap-style:square;v-text-anchor:top" o:gfxdata="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" filled="f" stroked="f">
-                  <v:textbox inset="0,0,0,0">
-                    <w:txbxContent>
+                        </w:pPr>
+                        <w:r>
+                          <w:rPr>
+                            <w:rFonts w:ascii="Times New Roman" w:eastAsia="Times New Roman" w:hAnsi="Times New Roman" w:cs="Times New Roman"/>
+                            <w:sz w:val="24"/>
+                          </w:rPr>
+                          <w:t>{HIGHEST_</w:t>
+                        </w:r>
+                        <w:r>
+                          <w:rPr>
+                            <w:rFonts w:ascii="Times New Roman" w:eastAsia="Times New Roman" w:hAnsi="Times New Roman" w:cs="Times New Roman"/>
+                            <w:sz w:val="24"/>
+                          </w:rPr>
+                          <w:t>EDUCATIO</w:t>
+                        </w:r>
+                        <w:r>
+                          <w:rPr>
+                            <w:rFonts w:ascii="Times New Roman" w:eastAsia="Times New Roman" w:hAnsi="Times New Roman" w:cs="Times New Roman"/>
+                            <w:sz w:val="24"/>
+                          </w:rPr>
+                          <w:t>N}</w:t>
+                        </w:r>
+                      </w:p>
                       <w:p>
                         <w:pPr>
                           <w:rPr>
@@ -4162,30 +4197,23 @@
                             <w:rFonts w:ascii="Times New Roman" w:eastAsia="Times New Roman" w:hAnsi="Times New Roman" w:cs="Times New Roman"/>
                             <w:sz w:val="24"/>
                           </w:rPr>
-                          <w:t>{HIGHEST_</w:t>
+                          <w:t>{</w:t>
                         </w:r>
                         <w:r>
                           <w:rPr>
                             <w:rFonts w:ascii="Times New Roman" w:eastAsia="Times New Roman" w:hAnsi="Times New Roman" w:cs="Times New Roman"/>
                             <w:sz w:val="24"/>
                           </w:rPr>
-                          <w:t>EDUCATIO</w:t>
-                        </w:r>
+                          <w:t>COLLEGE_NAME}</w:t>
+                        </w:r>
+                      </w:p>
+                      <w:p>
                         <w:r>
                           <w:rPr>
                             <w:rFonts w:ascii="Times New Roman" w:eastAsia="Times New Roman" w:hAnsi="Times New Roman" w:cs="Times New Roman"/>
                             <w:sz w:val="24"/>
                           </w:rPr>
-                          <w:t>N}</w:t>
-                        </w:r>
-                      </w:p>
-                      <w:p>
-                        <w:r>
-                          <w:rPr>
-                            <w:rFonts w:ascii="Times New Roman" w:eastAsia="Times New Roman" w:hAnsi="Times New Roman" w:cs="Times New Roman"/>
-                            <w:sz w:val="24"/>
-                          </w:rPr>
-                          <w:t>}</w:t>
+                          <w:t>{EDUCATION_DATES}</w:t>
                         </w:r>
                       </w:p>
                     </w:txbxContent>
@@ -5900,7 +5928,6 @@
         <w:spacing w:after="429"/>
         <w:rPr>
           <w:rFonts w:ascii="Times New Roman" w:eastAsia="Times New Roman" w:hAnsi="Times New Roman" w:cs="Times New Roman"/>
-          <w:color w:val="1F1F1F"/>
           <w:sz w:val="24"/>
         </w:rPr>
       </w:pPr>
@@ -5909,16 +5936,18 @@
           <w:rFonts w:ascii="Times New Roman" w:eastAsia="Times New Roman" w:hAnsi="Times New Roman" w:cs="Times New Roman"/>
           <w:sz w:val="24"/>
         </w:rPr>
-        <w:t xml:space="preserve"> </w:t>
+        <w:t>{PROFESSIONAL SUMMARY}</w:t>
       </w:r>
-      <w:r>
+    </w:p>
+    <w:p>
+      <w:pPr>
+        <w:spacing w:after="429"/>
         <w:rPr>
           <w:rFonts w:ascii="Times New Roman" w:eastAsia="Times New Roman" w:hAnsi="Times New Roman" w:cs="Times New Roman"/>
           <w:color w:val="1F1F1F"/>
           <w:sz w:val="24"/>
         </w:rPr>
-        <w:t>{Professional Summary}</w:t>
-      </w:r>
+      </w:pPr>
     </w:p>
     <w:p>
       <w:pPr>
@@ -6565,21 +6594,7 @@
           <w:rFonts w:ascii="Times New Roman" w:eastAsia="Times New Roman" w:hAnsi="Times New Roman" w:cs="Times New Roman"/>
           <w:sz w:val="24"/>
         </w:rPr>
-        <w:t>{ABOUT_PROJECT_BULLET_</w:t>
-      </w:r>
-      <w:r>
-        <w:rPr>
-          <w:rFonts w:ascii="Times New Roman" w:eastAsia="Times New Roman" w:hAnsi="Times New Roman" w:cs="Times New Roman"/>
-          <w:sz w:val="24"/>
-        </w:rPr>
-        <w:t>4</w:t>
-      </w:r>
-      <w:r>
-        <w:rPr>
-          <w:rFonts w:ascii="Times New Roman" w:eastAsia="Times New Roman" w:hAnsi="Times New Roman" w:cs="Times New Roman"/>
-          <w:sz w:val="24"/>
-        </w:rPr>
-        <w:t xml:space="preserve">} </w:t>
+        <w:t xml:space="preserve">{ABOUT_PROJECT_BULLET_4} </w:t>
       </w:r>
     </w:p>
     <w:p>
@@ -6596,21 +6611,7 @@
           <w:rFonts w:ascii="Times New Roman" w:eastAsia="Times New Roman" w:hAnsi="Times New Roman" w:cs="Times New Roman"/>
           <w:sz w:val="24"/>
         </w:rPr>
-        <w:t>{ABOUT_PROJECT_BULLET_</w:t>
-      </w:r>
-      <w:r>
-        <w:rPr>
-          <w:rFonts w:ascii="Times New Roman" w:eastAsia="Times New Roman" w:hAnsi="Times New Roman" w:cs="Times New Roman"/>
-          <w:sz w:val="24"/>
-        </w:rPr>
-        <w:t>5</w:t>
-      </w:r>
-      <w:r>
-        <w:rPr>
-          <w:rFonts w:ascii="Times New Roman" w:eastAsia="Times New Roman" w:hAnsi="Times New Roman" w:cs="Times New Roman"/>
-          <w:sz w:val="24"/>
-        </w:rPr>
-        <w:t xml:space="preserve">} </w:t>
+        <w:t xml:space="preserve">{ABOUT_PROJECT_BULLET_5} </w:t>
       </w:r>
     </w:p>
     <w:p>
@@ -6627,21 +6628,7 @@
           <w:rFonts w:ascii="Times New Roman" w:eastAsia="Times New Roman" w:hAnsi="Times New Roman" w:cs="Times New Roman"/>
           <w:sz w:val="24"/>
         </w:rPr>
-        <w:t>{ABOUT_PROJECT_BULLET_</w:t>
-      </w:r>
-      <w:r>
-        <w:rPr>
-          <w:rFonts w:ascii="Times New Roman" w:eastAsia="Times New Roman" w:hAnsi="Times New Roman" w:cs="Times New Roman"/>
-          <w:sz w:val="24"/>
-        </w:rPr>
-        <w:t>6</w:t>
-      </w:r>
-      <w:r>
-        <w:rPr>
-          <w:rFonts w:ascii="Times New Roman" w:eastAsia="Times New Roman" w:hAnsi="Times New Roman" w:cs="Times New Roman"/>
-          <w:sz w:val="24"/>
-        </w:rPr>
-        <w:t xml:space="preserve">} </w:t>
+        <w:t xml:space="preserve">{ABOUT_PROJECT_BULLET_6} </w:t>
       </w:r>
     </w:p>
     <w:p>
@@ -6894,6 +6881,7 @@
         <w:rPr>
           <w:noProof/>
         </w:rPr>
+        <w:lastRenderedPageBreak/>
         <w:drawing>
           <wp:anchor distT="0" distB="0" distL="114300" distR="114300" simplePos="0" relativeHeight="251659264" behindDoc="0" locked="0" layoutInCell="1" allowOverlap="0" wp14:anchorId="695F3C5A" wp14:editId="3AC0AA8B">
             <wp:simplePos x="0" y="0"/>
@@ -6987,7 +6975,6 @@
           <w:b/>
           <w:sz w:val="24"/>
         </w:rPr>
-        <w:lastRenderedPageBreak/>
         <w:t>SKILLS</w:t>
       </w:r>
     </w:p>
@@ -7200,6 +7187,118 @@
 <file path=word/numbering.xml><?xml version="1.0" encoding="utf-8"?>
 <w:numbering xmlns:wpc="http://schemas.microsoft.com/office/word/2010/wordprocessingCanvas" xmlns:cx="http://schemas.microsoft.com/office/drawing/2014/chartex" xmlns:cx1="http://schemas.microsoft.com/office/drawing/2015/9/8/chartex" xmlns:cx2="http://schemas.microsoft.com/office/drawing/2015/10/21/chartex" xmlns:cx3="http://schemas.microsoft.com/office/drawing/2016/5/9/chartex" xmlns:cx4="http://schemas.microsoft.com/office/drawing/2016/5/10/chartex" xmlns:cx5="http://schemas.microsoft.com/office/drawing/2016/5/11/chartex" xmlns:cx6="http://schemas.microsoft.com/office/drawing/2016/5/12/chartex" xmlns:cx7="http://schemas.microsoft.com/office/drawing/2016/5/13/chartex" xmlns:cx8="http://schemas.microsoft.com/office/drawing/2016/5/14/chartex" xmlns:mc="http://schemas.openxmlformats.org/markup-compatibility/2006" xmlns:aink="http://schemas.microsoft.com/office/drawing/2016/ink" xmlns:am3d="http://schemas.microsoft.com/office/drawing/2017/model3d" xmlns:o="urn:schemas-microsoft-com:office:office" xmlns:oel="http://schemas.microsoft.com/office/2019/extlst" xmlns:r="http://schemas.openxmlformats.org/officeDocument/2006/relationships" xmlns:m="http://schemas.openxmlformats.org/officeDocument/2006/math" xmlns:v="urn:schemas-microsoft-com:vml" xmlns:wp14="http://schemas.microsoft.com/office/word/2010/wordprocessingDrawing" xmlns:wp="http://schemas.openxmlformats.org/drawingml/2006/wordprocessingDrawing" xmlns:w10="urn:schemas-microsoft-com:office:word" xmlns:w="http://schemas.openxmlformats.org/wordprocessingml/2006/main" xmlns:w14="http://schemas.microsoft.com/office/word/2010/wordml" xmlns:w15="http://schemas.microsoft.com/office/word/2012/wordml" xmlns:w16cex="http://schemas.microsoft.com/office/word/2018/wordml/cex" xmlns:w16cid="http://schemas.microsoft.com/office/word/2016/wordml/cid" xmlns:w16="http://schemas.microsoft.com/office/word/2018/wordml" xmlns:w16du="http://schemas.microsoft.com/office/word/2023/wordml/word16du" xmlns:w16sdtdh="http://schemas.microsoft.com/office/word/2020/wordml/sdtdatahash" xmlns:w16sdtfl="http://schemas.microsoft.com/office/word/2024/wordml/sdtformatlock" xmlns:w16se="http://schemas.microsoft.com/office/word/2015/wordml/symex" xmlns:wpg="http://schemas.microsoft.com/office/word/2010/wordprocessingGroup" xmlns:wpi="http://schemas.microsoft.com/office/word/2010/wordprocessingInk" xmlns:wne="http://schemas.microsoft.com/office/word/2006/wordml" xmlns:wps="http://schemas.microsoft.com/office/word/2010/wordprocessingShape" mc:Ignorable="w14 w15 w16se w16cid w16 w16cex w16sdtdh w16sdtfl w16du wp14">
   <w:abstractNum w:abstractNumId="0" w15:restartNumberingAfterBreak="0">
+    <w:nsid w:val="0E73784F"/>
+    <w:multiLevelType w:val="hybridMultilevel"/>
+    <w:tmpl w:val="EF400834"/>
+    <w:lvl w:ilvl="0" w:tplc="3A5E85AE">
+      <w:numFmt w:val="bullet"/>
+      <w:lvlText w:val=""/>
+      <w:lvlJc w:val="left"/>
+      <w:pPr>
+        <w:ind w:left="420" w:hanging="360"/>
+      </w:pPr>
+      <w:rPr>
+        <w:rFonts w:ascii="Times New Roman" w:eastAsia="Times New Roman" w:hAnsi="Times New Roman" w:cs="Times New Roman" w:hint="default"/>
+      </w:rPr>
+    </w:lvl>
+    <w:lvl w:ilvl="1" w:tplc="40090003" w:tentative="1">
+      <w:start w:val="1"/>
+      <w:numFmt w:val="bullet"/>
+      <w:lvlText w:val="o"/>
+      <w:lvlJc w:val="left"/>
+      <w:pPr>
+        <w:ind w:left="1140" w:hanging="360"/>
+      </w:pPr>
+      <w:rPr>
+        <w:rFonts w:ascii="Courier New" w:hAnsi="Courier New" w:cs="Courier New" w:hint="default"/>
+      </w:rPr>
+    </w:lvl>
+    <w:lvl w:ilvl="2" w:tplc="40090005" w:tentative="1">
+      <w:start w:val="1"/>
+      <w:numFmt w:val="bullet"/>
+      <w:lvlText w:val=""/>
+      <w:lvlJc w:val="left"/>
+      <w:pPr>
+        <w:ind w:left="1860" w:hanging="360"/>
+      </w:pPr>
+      <w:rPr>
+        <w:rFonts w:ascii="Wingdings" w:hAnsi="Wingdings" w:hint="default"/>
+      </w:rPr>
+    </w:lvl>
+    <w:lvl w:ilvl="3" w:tplc="40090001" w:tentative="1">
+      <w:start w:val="1"/>
+      <w:numFmt w:val="bullet"/>
+      <w:lvlText w:val=""/>
+      <w:lvlJc w:val="left"/>
+      <w:pPr>
+        <w:ind w:left="2580" w:hanging="360"/>
+      </w:pPr>
+      <w:rPr>
+        <w:rFonts w:ascii="Symbol" w:hAnsi="Symbol" w:hint="default"/>
+      </w:rPr>
+    </w:lvl>
+    <w:lvl w:ilvl="4" w:tplc="40090003" w:tentative="1">
+      <w:start w:val="1"/>
+      <w:numFmt w:val="bullet"/>
+      <w:lvlText w:val="o"/>
+      <w:lvlJc w:val="left"/>
+      <w:pPr>
+        <w:ind w:left="3300" w:hanging="360"/>
+      </w:pPr>
+      <w:rPr>
+        <w:rFonts w:ascii="Courier New" w:hAnsi="Courier New" w:cs="Courier New" w:hint="default"/>
+      </w:rPr>
+    </w:lvl>
+    <w:lvl w:ilvl="5" w:tplc="40090005" w:tentative="1">
+      <w:start w:val="1"/>
+      <w:numFmt w:val="bullet"/>
+      <w:lvlText w:val=""/>
+      <w:lvlJc w:val="left"/>
+      <w:pPr>
+        <w:ind w:left="4020" w:hanging="360"/>
+      </w:pPr>
+      <w:rPr>
+        <w:rFonts w:ascii="Wingdings" w:hAnsi="Wingdings" w:hint="default"/>
+      </w:rPr>
+    </w:lvl>
+    <w:lvl w:ilvl="6" w:tplc="40090001" w:tentative="1">
+      <w:start w:val="1"/>
+      <w:numFmt w:val="bullet"/>
+      <w:lvlText w:val=""/>
+      <w:lvlJc w:val="left"/>
+      <w:pPr>
+        <w:ind w:left="4740" w:hanging="360"/>
+      </w:pPr>
+      <w:rPr>
+        <w:rFonts w:ascii="Symbol" w:hAnsi="Symbol" w:hint="default"/>
+      </w:rPr>
+    </w:lvl>
+    <w:lvl w:ilvl="7" w:tplc="40090003" w:tentative="1">
+      <w:start w:val="1"/>
+      <w:numFmt w:val="bullet"/>
+      <w:lvlText w:val="o"/>
+      <w:lvlJc w:val="left"/>
+      <w:pPr>
+        <w:ind w:left="5460" w:hanging="360"/>
+      </w:pPr>
+      <w:rPr>
+        <w:rFonts w:ascii="Courier New" w:hAnsi="Courier New" w:cs="Courier New" w:hint="default"/>
+      </w:rPr>
+    </w:lvl>
+    <w:lvl w:ilvl="8" w:tplc="40090005" w:tentative="1">
+      <w:start w:val="1"/>
+      <w:numFmt w:val="bullet"/>
+      <w:lvlText w:val=""/>
+      <w:lvlJc w:val="left"/>
+      <w:pPr>
+        <w:ind w:left="6180" w:hanging="360"/>
+      </w:pPr>
+      <w:rPr>
+        <w:rFonts w:ascii="Wingdings" w:hAnsi="Wingdings" w:hint="default"/>
+      </w:rPr>
+    </w:lvl>
+  </w:abstractNum>
+  <w:abstractNum w:abstractNumId="1" w15:restartNumberingAfterBreak="0">
     <w:nsid w:val="362308E7"/>
     <w:multiLevelType w:val="hybridMultilevel"/>
     <w:tmpl w:val="40BE08E0"/>
@@ -7411,7 +7510,120 @@
       </w:rPr>
     </w:lvl>
   </w:abstractNum>
-  <w:abstractNum w:abstractNumId="1" w15:restartNumberingAfterBreak="0">
+  <w:abstractNum w:abstractNumId="2" w15:restartNumberingAfterBreak="0">
+    <w:nsid w:val="4B9553A8"/>
+    <w:multiLevelType w:val="hybridMultilevel"/>
+    <w:tmpl w:val="599AE316"/>
+    <w:lvl w:ilvl="0" w:tplc="40090001">
+      <w:start w:val="1"/>
+      <w:numFmt w:val="bullet"/>
+      <w:lvlText w:val=""/>
+      <w:lvlJc w:val="left"/>
+      <w:pPr>
+        <w:ind w:left="720" w:hanging="360"/>
+      </w:pPr>
+      <w:rPr>
+        <w:rFonts w:ascii="Symbol" w:hAnsi="Symbol" w:hint="default"/>
+      </w:rPr>
+    </w:lvl>
+    <w:lvl w:ilvl="1" w:tplc="40090003" w:tentative="1">
+      <w:start w:val="1"/>
+      <w:numFmt w:val="bullet"/>
+      <w:lvlText w:val="o"/>
+      <w:lvlJc w:val="left"/>
+      <w:pPr>
+        <w:ind w:left="1440" w:hanging="360"/>
+      </w:pPr>
+      <w:rPr>
+        <w:rFonts w:ascii="Courier New" w:hAnsi="Courier New" w:cs="Courier New" w:hint="default"/>
+      </w:rPr>
+    </w:lvl>
+    <w:lvl w:ilvl="2" w:tplc="40090005" w:tentative="1">
+      <w:start w:val="1"/>
+      <w:numFmt w:val="bullet"/>
+      <w:lvlText w:val=""/>
+      <w:lvlJc w:val="left"/>
+      <w:pPr>
+        <w:ind w:left="2160" w:hanging="360"/>
+      </w:pPr>
+      <w:rPr>
+        <w:rFonts w:ascii="Wingdings" w:hAnsi="Wingdings" w:hint="default"/>
+      </w:rPr>
+    </w:lvl>
+    <w:lvl w:ilvl="3" w:tplc="40090001" w:tentative="1">
+      <w:start w:val="1"/>
+      <w:numFmt w:val="bullet"/>
+      <w:lvlText w:val=""/>
+      <w:lvlJc w:val="left"/>
+      <w:pPr>
+        <w:ind w:left="2880" w:hanging="360"/>
+      </w:pPr>
+      <w:rPr>
+        <w:rFonts w:ascii="Symbol" w:hAnsi="Symbol" w:hint="default"/>
+      </w:rPr>
+    </w:lvl>
+    <w:lvl w:ilvl="4" w:tplc="40090003" w:tentative="1">
+      <w:start w:val="1"/>
+      <w:numFmt w:val="bullet"/>
+      <w:lvlText w:val="o"/>
+      <w:lvlJc w:val="left"/>
+      <w:pPr>
+        <w:ind w:left="3600" w:hanging="360"/>
+      </w:pPr>
+      <w:rPr>
+        <w:rFonts w:ascii="Courier New" w:hAnsi="Courier New" w:cs="Courier New" w:hint="default"/>
+      </w:rPr>
+    </w:lvl>
+    <w:lvl w:ilvl="5" w:tplc="40090005" w:tentative="1">
+      <w:start w:val="1"/>
+      <w:numFmt w:val="bullet"/>
+      <w:lvlText w:val=""/>
+      <w:lvlJc w:val="left"/>
+      <w:pPr>
+        <w:ind w:left="4320" w:hanging="360"/>
+      </w:pPr>
+      <w:rPr>
+        <w:rFonts w:ascii="Wingdings" w:hAnsi="Wingdings" w:hint="default"/>
+      </w:rPr>
+    </w:lvl>
+    <w:lvl w:ilvl="6" w:tplc="40090001" w:tentative="1">
+      <w:start w:val="1"/>
+      <w:numFmt w:val="bullet"/>
+      <w:lvlText w:val=""/>
+      <w:lvlJc w:val="left"/>
+      <w:pPr>
+        <w:ind w:left="5040" w:hanging="360"/>
+      </w:pPr>
+      <w:rPr>
+        <w:rFonts w:ascii="Symbol" w:hAnsi="Symbol" w:hint="default"/>
+      </w:rPr>
+    </w:lvl>
+    <w:lvl w:ilvl="7" w:tplc="40090003" w:tentative="1">
+      <w:start w:val="1"/>
+      <w:numFmt w:val="bullet"/>
+      <w:lvlText w:val="o"/>
+      <w:lvlJc w:val="left"/>
+      <w:pPr>
+        <w:ind w:left="5760" w:hanging="360"/>
+      </w:pPr>
+      <w:rPr>
+        <w:rFonts w:ascii="Courier New" w:hAnsi="Courier New" w:cs="Courier New" w:hint="default"/>
+      </w:rPr>
+    </w:lvl>
+    <w:lvl w:ilvl="8" w:tplc="40090005" w:tentative="1">
+      <w:start w:val="1"/>
+      <w:numFmt w:val="bullet"/>
+      <w:lvlText w:val=""/>
+      <w:lvlJc w:val="left"/>
+      <w:pPr>
+        <w:ind w:left="6480" w:hanging="360"/>
+      </w:pPr>
+      <w:rPr>
+        <w:rFonts w:ascii="Wingdings" w:hAnsi="Wingdings" w:hint="default"/>
+      </w:rPr>
+    </w:lvl>
+  </w:abstractNum>
+  <w:abstractNum w:abstractNumId="3" w15:restartNumberingAfterBreak="0">
     <w:nsid w:val="56110CBB"/>
     <w:multiLevelType w:val="hybridMultilevel"/>
     <w:tmpl w:val="04EE8E24"/>
@@ -7525,10 +7737,16 @@
     </w:lvl>
   </w:abstractNum>
   <w:num w:numId="1" w16cid:durableId="1855461975">
-    <w:abstractNumId w:val="0"/>
+    <w:abstractNumId w:val="1"/>
   </w:num>
   <w:num w:numId="2" w16cid:durableId="252663135">
-    <w:abstractNumId w:val="1"/>
+    <w:abstractNumId w:val="3"/>
+  </w:num>
+  <w:num w:numId="3" w16cid:durableId="1250195092">
+    <w:abstractNumId w:val="2"/>
+  </w:num>
+  <w:num w:numId="4" w16cid:durableId="198786462">
+    <w:abstractNumId w:val="0"/>
   </w:num>
 </w:numbering>
 </file>
@@ -7964,6 +8182,7 @@
   <w:style w:type="character" w:default="1" w:styleId="DefaultParagraphFont">
     <w:name w:val="Default Paragraph Font"/>
     <w:uiPriority w:val="1"/>
+    <w:semiHidden/>
     <w:unhideWhenUsed/>
   </w:style>
   <w:style w:type="table" w:default="1" w:styleId="TableNormal">
@@ -8020,6 +8239,18 @@
       <w:ind w:left="720"/>
       <w:contextualSpacing/>
     </w:pPr>
+  </w:style>
+  <w:style w:type="paragraph" w:styleId="NormalWeb">
+    <w:name w:val="Normal (Web)"/>
+    <w:basedOn w:val="Normal"/>
+    <w:uiPriority w:val="99"/>
+    <w:semiHidden/>
+    <w:unhideWhenUsed/>
+    <w:rsid w:val="003C7C76"/>
+    <w:rPr>
+      <w:rFonts w:ascii="Times New Roman" w:hAnsi="Times New Roman" w:cs="Times New Roman"/>
+      <w:sz w:val="24"/>
+    </w:rPr>
   </w:style>
 </w:styles>
 </file>
